--- a/en/wisdom-stories/give-to-me-last.docx
+++ b/en/wisdom-stories/give-to-me-last.docx
@@ -40,7 +40,7 @@
         <w:rPr>
           <w:lang/>
         </w:rPr>
-        <w:t>“O God, bestow Your blessings first upon the mountains and the stones, the forests, the animals, and the waters. Then give to people, to my next-door neighbour, and to those in need. If anything remains, give to me last!”</w:t>
+        <w:t xml:space="preserve">“O God, bestow Your blessings first upon the mountains and the stones, the forests, the animals, and the waters. Then give to people, to my next-door neighbor, and to those in need. If anything remains, give to me last!”</w:t>
       </w:r>
     </w:p>
     <w:p>
